--- a/paper modification/papers/cover letter.docx
+++ b/paper modification/papers/cover letter.docx
@@ -1,6 +1,6 @@
 
 <file path=word/document.xml><?xml version="1.0" encoding="utf-8"?>
-<w:document xmlns:wpc="http://schemas.microsoft.com/office/word/2010/wordprocessingCanvas" xmlns:cx="http://schemas.microsoft.com/office/drawing/2014/chartex" xmlns:cx1="http://schemas.microsoft.com/office/drawing/2015/9/8/chartex" xmlns:cx2="http://schemas.microsoft.com/office/drawing/2015/10/21/chartex" xmlns:cx3="http://schemas.microsoft.com/office/drawing/2016/5/9/chartex" xmlns:cx4="http://schemas.microsoft.com/office/drawing/2016/5/10/chartex" xmlns:cx5="http://schemas.microsoft.com/office/drawing/2016/5/11/chartex" xmlns:cx6="http://schemas.microsoft.com/office/drawing/2016/5/12/chartex" xmlns:cx7="http://schemas.microsoft.com/office/drawing/2016/5/13/chartex" xmlns:cx8="http://schemas.microsoft.com/office/drawing/2016/5/14/chartex" xmlns:mc="http://schemas.openxmlformats.org/markup-compatibility/2006" xmlns:aink="http://schemas.microsoft.com/office/drawing/2016/ink" xmlns:am3d="http://schemas.microsoft.com/office/drawing/2017/model3d" xmlns:o="urn:schemas-microsoft-com:office:office" xmlns:r="http://schemas.openxmlformats.org/officeDocument/2006/relationships" xmlns:m="http://schemas.openxmlformats.org/officeDocument/2006/math" xmlns:v="urn:schemas-microsoft-com:vml" xmlns:wp14="http://schemas.microsoft.com/office/word/2010/wordprocessingDrawing" xmlns:wp="http://schemas.openxmlformats.org/drawingml/2006/wordprocessingDrawing" xmlns:w10="urn:schemas-microsoft-com:office:word" xmlns:w="http://schemas.openxmlformats.org/wordprocessingml/2006/main" xmlns:w14="http://schemas.microsoft.com/office/word/2010/wordml" xmlns:w15="http://schemas.microsoft.com/office/word/2012/wordml" xmlns:w16cid="http://schemas.microsoft.com/office/word/2016/wordml/cid" xmlns:w16se="http://schemas.microsoft.com/office/word/2015/wordml/symex" xmlns:wpg="http://schemas.microsoft.com/office/word/2010/wordprocessingGroup" xmlns:wpi="http://schemas.microsoft.com/office/word/2010/wordprocessingInk" xmlns:wne="http://schemas.microsoft.com/office/word/2006/wordml" xmlns:wps="http://schemas.microsoft.com/office/word/2010/wordprocessingShape" mc:Ignorable="w14 w15 w16se w16cid wp14">
+<w:document xmlns:wpc="http://schemas.microsoft.com/office/word/2010/wordprocessingCanvas" xmlns:cx="http://schemas.microsoft.com/office/drawing/2014/chartex" xmlns:cx1="http://schemas.microsoft.com/office/drawing/2015/9/8/chartex" xmlns:cx2="http://schemas.microsoft.com/office/drawing/2015/10/21/chartex" xmlns:cx3="http://schemas.microsoft.com/office/drawing/2016/5/9/chartex" xmlns:cx4="http://schemas.microsoft.com/office/drawing/2016/5/10/chartex" xmlns:cx5="http://schemas.microsoft.com/office/drawing/2016/5/11/chartex" xmlns:cx6="http://schemas.microsoft.com/office/drawing/2016/5/12/chartex" xmlns:cx7="http://schemas.microsoft.com/office/drawing/2016/5/13/chartex" xmlns:cx8="http://schemas.microsoft.com/office/drawing/2016/5/14/chartex" xmlns:mc="http://schemas.openxmlformats.org/markup-compatibility/2006" xmlns:aink="http://schemas.microsoft.com/office/drawing/2016/ink" xmlns:am3d="http://schemas.microsoft.com/office/drawing/2017/model3d" xmlns:o="urn:schemas-microsoft-com:office:office" xmlns:oel="http://schemas.microsoft.com/office/2019/extlst" xmlns:r="http://schemas.openxmlformats.org/officeDocument/2006/relationships" xmlns:m="http://schemas.openxmlformats.org/officeDocument/2006/math" xmlns:v="urn:schemas-microsoft-com:vml" xmlns:wp14="http://schemas.microsoft.com/office/word/2010/wordprocessingDrawing" xmlns:wp="http://schemas.openxmlformats.org/drawingml/2006/wordprocessingDrawing" xmlns:w10="urn:schemas-microsoft-com:office:word" xmlns:w="http://schemas.openxmlformats.org/wordprocessingml/2006/main" xmlns:w14="http://schemas.microsoft.com/office/word/2010/wordml" xmlns:w15="http://schemas.microsoft.com/office/word/2012/wordml" xmlns:w16cex="http://schemas.microsoft.com/office/word/2018/wordml/cex" xmlns:w16cid="http://schemas.microsoft.com/office/word/2016/wordml/cid" xmlns:w16="http://schemas.microsoft.com/office/word/2018/wordml" xmlns:w16du="http://schemas.microsoft.com/office/word/2023/wordml/word16du" xmlns:w16sdtdh="http://schemas.microsoft.com/office/word/2020/wordml/sdtdatahash" xmlns:w16sdtfl="http://schemas.microsoft.com/office/word/2024/wordml/sdtformatlock" xmlns:w16se="http://schemas.microsoft.com/office/word/2015/wordml/symex" xmlns:wpg="http://schemas.microsoft.com/office/word/2010/wordprocessingGroup" xmlns:wpi="http://schemas.microsoft.com/office/word/2010/wordprocessingInk" xmlns:wne="http://schemas.microsoft.com/office/word/2006/wordml" xmlns:wps="http://schemas.microsoft.com/office/word/2010/wordprocessingShape" mc:Ignorable="w14 w15 w16se w16cid w16 w16cex w16sdtdh w16sdtfl w16du wp14">
   <w:body>
     <w:p>
       <w:r>
@@ -25,11 +25,6 @@
       </w:r>
     </w:p>
     <w:p>
-      <w:pPr>
-        <w:rPr>
-          <w:rFonts w:hint="eastAsia"/>
-        </w:rPr>
-      </w:pPr>
       <w:r>
         <w:t>I</w:t>
       </w:r>
@@ -64,154 +59,87 @@
         <w:t xml:space="preserve"> In our model we incorporate in static electric field into the model and found th</w:t>
       </w:r>
       <w:r>
-        <w:t xml:space="preserve">at when the electromagnetic wave </w:t>
-      </w:r>
-      <w:r>
-        <w:t xml:space="preserve">above a critical wave amplitude, the electron’s parallel velocity </w:t>
-      </w:r>
-      <w:r>
-        <w:t>would become</w:t>
-      </w:r>
-      <w:r>
-        <w:t xml:space="preserve"> trapped and oscillates within a potential well</w:t>
-      </w:r>
-      <w:r>
-        <w:t xml:space="preserve"> under anomalous doppler resonance condition,</w:t>
-      </w:r>
-      <w:r>
-        <w:t xml:space="preserve"> while energy supplied by the static electric field is continuously converted into gyrokinetic energy.</w:t>
-      </w:r>
-      <w:r>
-        <w:t xml:space="preserve"> Since during the start phase of Tokamak discharge, the lower electron density and toroidal electric filed</w:t>
+        <w:t>at when the electromagnetic wave above a critical wave amplitude, the electron’s parallel velocity would become trapped and oscillates within a potential well under anomalous doppler resonance condition, while energy supplied by the static electric field is continuously converted into gyrokinetic energy.</w:t>
       </w:r>
       <w:r>
         <w:t xml:space="preserve"> </w:t>
-      </w:r>
-      <w:r>
-        <w:t xml:space="preserve">generate </w:t>
-      </w:r>
-      <w:r>
-        <w:t xml:space="preserve">could </w:t>
-      </w:r>
-      <w:r>
-        <w:t xml:space="preserve">great mount of runaway electrons. We believe this </w:t>
-      </w:r>
-      <w:r>
-        <w:t xml:space="preserve">trapping </w:t>
-      </w:r>
-      <w:r>
-        <w:t xml:space="preserve">phenomenon could help to mitigate and control the runaway electron </w:t>
-      </w:r>
-      <w:r>
-        <w:t>energy.</w:t>
-      </w:r>
-    </w:p>
-    <w:p>
-      <w:r>
-        <w:t>In this work, we investigate a previously unexplored velocity trapping mechanism arising from anomalous Doppler resonance when a magnetized electron interacts simultaneously with a circularly polarized electromagnetic wave and a static electric field. Using a relativistic pseudo-potential framework, we demonstrate that, above a critical wave amplitude, the electron’s parallel velocity becomes trapped and oscillates within a potential well, while energy supplied by the static electric field is continuously converted into gyrokinetic energy.</w:t>
-      </w:r>
-      <w:r>
-        <w:t>(</w:t>
       </w:r>
       <w:r>
         <w:rPr>
           <w:rFonts w:hint="eastAsia"/>
         </w:rPr>
-        <w:t>阈值与</w:t>
-      </w:r>
-      <w:r>
-        <w:t xml:space="preserve">ADE </w:t>
+        <w:t xml:space="preserve">The threshold when the electron will be trapped by E.M wave </w:t>
+      </w:r>
+      <w:r>
+        <w:t>was also</w:t>
       </w:r>
       <w:r>
         <w:rPr>
           <w:rFonts w:hint="eastAsia"/>
         </w:rPr>
-        <w:t>共振条件相关的，束流不稳定性，磁涨落</w:t>
+        <w:t xml:space="preserve"> found by u</w:t>
+      </w:r>
+      <w:r>
+        <w:t xml:space="preserve">sing a relativistic pseudo-potential </w:t>
+      </w:r>
+      <w:r>
+        <w:t>framework and</w:t>
       </w:r>
       <w:r>
         <w:rPr>
           <w:rFonts w:hint="eastAsia"/>
         </w:rPr>
-        <w:t>，</w:t>
+        <w:t xml:space="preserve"> </w:t>
+      </w:r>
+      <w:r>
+        <w:t>cross-checked</w:t>
       </w:r>
       <w:r>
         <w:rPr>
           <w:rFonts w:hint="eastAsia"/>
         </w:rPr>
-        <w:t>whistle</w:t>
-      </w:r>
-      <w:r>
-        <w:t>)</w:t>
-      </w:r>
-      <w:r>
-        <w:t xml:space="preserve"> Numerical simulations reveal clear trapping behavior and threshold conditions, and the resulting energy transfer ratios are shown to be in good agreement with predictions from quantum theory. </w:t>
-      </w:r>
-    </w:p>
-    <w:p>
-      <w:pPr>
-        <w:rPr>
-          <w:color w:val="9CC2E5" w:themeColor="accent5" w:themeTint="99"/>
-        </w:rPr>
-      </w:pPr>
-      <w:r>
-        <w:rPr>
-          <w:color w:val="9CC2E5" w:themeColor="accent5" w:themeTint="99"/>
-        </w:rPr>
-        <w:t>This trapping mechanism is fundamentally different from that associated with Landau resonance. Although both involve velocity trapping, Landau resonance does not modify the electron’s gyrokinetic energy; instead, energy is exchanged only between the electron’s parallel motion and the resonant wave.</w:t>
-      </w:r>
-    </w:p>
-    <w:p>
-      <w:r>
-        <w:t>The physics addressed in this manuscript is directly relevant to wave–particle interactions in magnetized plasmas, with potential implications for runaway electron control and plasma heating in fusion devices. We believe that the combination of analytical modeling, numerical investigation, and benchmarking against quantum theory makes this work well suited to the scope and readership of Plasma Physics and Controlled Fusion.</w:t>
-      </w:r>
-    </w:p>
-    <w:p>
-      <w:r>
-        <w:t>Thank you very much for your time and consideration. We look forward to your response.</w:t>
-      </w:r>
-    </w:p>
-    <w:p>
-      <w:r>
-        <w:t>Yours sincerely,</w:t>
-      </w:r>
-    </w:p>
-    <w:p>
-      <w:r>
-        <w:t>Xinhang Xu</w:t>
-      </w:r>
-    </w:p>
-    <w:p/>
-    <w:p/>
-    <w:p/>
-    <w:p/>
-    <w:p>
-      <w:r>
-        <w:lastRenderedPageBreak/>
-        <w:t>Dear Editor,</w:t>
-      </w:r>
-    </w:p>
-    <w:p>
-      <w:r>
-        <w:t>We would like to submit the manuscript entitled “Trapping analysis of a magnetized electron by a circularly polarized electromagnetic wave in a static electric field” for consideration for publication in Plasma Physics and Controlled Fusion.</w:t>
-      </w:r>
-    </w:p>
-    <w:p>
-      <w:pPr>
+        <w:t xml:space="preserve"> through first-</w:t>
+      </w:r>
+      <w:proofErr w:type="gramStart"/>
+      <w:r>
         <w:rPr>
           <w:rFonts w:hint="eastAsia"/>
         </w:rPr>
-      </w:pPr>
-      <w:r>
-        <w:t>I</w:t>
-      </w:r>
+        <w:t>principle</w:t>
+      </w:r>
+      <w:proofErr w:type="gramEnd"/>
       <w:r>
         <w:rPr>
           <w:rFonts w:hint="eastAsia"/>
         </w:rPr>
-        <w:t>n</w:t>
-      </w:r>
-      <w:r>
-        <w:t xml:space="preserve"> this paper, we develop a pseudo-potential model based on P Bellan’ s paper talking about the interaction between electron and electromagnetic wave. In our model we incorporate in static electric field into the model and found that when the electromagnetic wave above a critical wave amplitude, the electron’s parallel velocity would become trapped and oscillates within a potential well under anomalous doppler resonance condition, while energy supplied by the static electric field is continuously converted into gyrokinetic energy. Since during the start phase of Tokamak discharge, the lower electron density and toroidal electric filed generate could great mount of runaway electrons. We believe this trapping phenomenon could help to mitigate and control the runaway electron energy.</w:t>
+        <w:t xml:space="preserve"> </w:t>
+      </w:r>
+      <w:r>
+        <w:t>calculations. Since</w:t>
+      </w:r>
+      <w:r>
+        <w:t xml:space="preserve"> during the start phase of Tokamak discharge, the lower electron density and toroidal electric filed</w:t>
+      </w:r>
+      <w:r>
+        <w:t xml:space="preserve"> </w:t>
+      </w:r>
+      <w:r>
+        <w:t>generate</w:t>
+      </w:r>
+      <w:r>
+        <w:t xml:space="preserve"> </w:t>
+      </w:r>
+      <w:r>
+        <w:t xml:space="preserve">great mount of runaway electrons. We believe this </w:t>
+      </w:r>
+      <w:r>
+        <w:t xml:space="preserve">trapping </w:t>
+      </w:r>
+      <w:r>
+        <w:t xml:space="preserve">phenomenon could help to mitigate and control the runaway electron </w:t>
+      </w:r>
+      <w:r>
+        <w:t>energy.</w:t>
       </w:r>
     </w:p>
     <w:p>
@@ -219,7 +147,13 @@
         <w:t xml:space="preserve">The physics addressed in this manuscript is directly relevant to wave–particle interactions in magnetized plasmas, with potential implications for runaway electron control and plasma heating in fusion devices. We believe that the combination of analytical modeling, numerical investigation, and benchmarking against quantum theory makes this work well suited to the scope and readership of </w:t>
       </w:r>
       <w:r>
-        <w:t>Plasma of Physics</w:t>
+        <w:t>Physics</w:t>
+      </w:r>
+      <w:r>
+        <w:rPr>
+          <w:rFonts w:hint="eastAsia"/>
+        </w:rPr>
+        <w:t xml:space="preserve"> of Plasma</w:t>
       </w:r>
       <w:r>
         <w:t>.</w:t>
@@ -241,6 +175,10 @@
       </w:r>
     </w:p>
     <w:p/>
+    <w:p/>
+    <w:p/>
+    <w:p/>
+    <w:p/>
     <w:p>
       <w:r>
         <w:t xml:space="preserve">     </w:t>
@@ -260,7 +198,6 @@
     <w:p/>
     <w:p>
       <w:r>
-        <w:lastRenderedPageBreak/>
         <w:t>Dear Editor,</w:t>
       </w:r>
     </w:p>
@@ -288,8 +225,6 @@
       <w:r>
         <w:t>Thank you very much for your time and consideration. We look forward to your response.</w:t>
       </w:r>
-      <w:bookmarkStart w:id="0" w:name="_GoBack"/>
-      <w:bookmarkEnd w:id="0"/>
     </w:p>
     <w:p>
       <w:r>
@@ -312,7 +247,7 @@
 </file>
 
 <file path=word/styles.xml><?xml version="1.0" encoding="utf-8"?>
-<w:styles xmlns:mc="http://schemas.openxmlformats.org/markup-compatibility/2006" xmlns:r="http://schemas.openxmlformats.org/officeDocument/2006/relationships" xmlns:w="http://schemas.openxmlformats.org/wordprocessingml/2006/main" xmlns:w14="http://schemas.microsoft.com/office/word/2010/wordml" xmlns:w15="http://schemas.microsoft.com/office/word/2012/wordml" xmlns:w16cid="http://schemas.microsoft.com/office/word/2016/wordml/cid" xmlns:w16se="http://schemas.microsoft.com/office/word/2015/wordml/symex" mc:Ignorable="w14 w15 w16se w16cid">
+<w:styles xmlns:mc="http://schemas.openxmlformats.org/markup-compatibility/2006" xmlns:r="http://schemas.openxmlformats.org/officeDocument/2006/relationships" xmlns:w="http://schemas.openxmlformats.org/wordprocessingml/2006/main" xmlns:w14="http://schemas.microsoft.com/office/word/2010/wordml" xmlns:w15="http://schemas.microsoft.com/office/word/2012/wordml" xmlns:w16cex="http://schemas.microsoft.com/office/word/2018/wordml/cex" xmlns:w16cid="http://schemas.microsoft.com/office/word/2016/wordml/cid" xmlns:w16="http://schemas.microsoft.com/office/word/2018/wordml" xmlns:w16du="http://schemas.microsoft.com/office/word/2023/wordml/word16du" xmlns:w16sdtdh="http://schemas.microsoft.com/office/word/2020/wordml/sdtdatahash" xmlns:w16sdtfl="http://schemas.microsoft.com/office/word/2024/wordml/sdtformatlock" xmlns:w16se="http://schemas.microsoft.com/office/word/2015/wordml/symex" mc:Ignorable="w14 w15 w16se w16cid w16 w16cex w16sdtdh w16sdtfl w16du">
   <w:docDefaults>
     <w:rPrDefault>
       <w:rPr>
@@ -328,7 +263,7 @@
       </w:pPr>
     </w:pPrDefault>
   </w:docDefaults>
-  <w:latentStyles w:defLockedState="0" w:defUIPriority="99" w:defSemiHidden="0" w:defUnhideWhenUsed="0" w:defQFormat="0" w:count="375">
+  <w:latentStyles w:defLockedState="0" w:defUIPriority="99" w:defSemiHidden="0" w:defUnhideWhenUsed="0" w:defQFormat="0" w:count="376">
     <w:lsdException w:name="Normal" w:uiPriority="0" w:qFormat="1"/>
     <w:lsdException w:name="heading 1" w:uiPriority="9" w:qFormat="1"/>
     <w:lsdException w:name="heading 2" w:semiHidden="1" w:uiPriority="9" w:unhideWhenUsed="1" w:qFormat="1"/>
@@ -704,6 +639,7 @@
     <w:lsdException w:name="Smart Hyperlink" w:semiHidden="1" w:unhideWhenUsed="1"/>
     <w:lsdException w:name="Hashtag" w:semiHidden="1" w:unhideWhenUsed="1"/>
     <w:lsdException w:name="Unresolved Mention" w:semiHidden="1" w:unhideWhenUsed="1"/>
+    <w:lsdException w:name="Smart Link" w:semiHidden="1" w:unhideWhenUsed="1"/>
   </w:latentStyles>
   <w:style w:type="paragraph" w:default="1" w:styleId="Normal">
     <w:name w:val="Normal"/>
